--- a/Quanta, Actually - SERIES/QED Course/chapters/Lesson 14 Angular Momentum.docx
+++ b/Quanta, Actually - SERIES/QED Course/chapters/Lesson 14 Angular Momentum.docx
@@ -17,7 +17,7 @@
         <w:jc w:val="center"/>
       </w:pPr>
       <w:r>
-        <w:t>Lesson 14 of the Complete Quantum Electrodynamics Course</w:t>
+        <w:t>Lesson 14 of Quantum, Actually, Volume 2: A QED Course</w:t>
       </w:r>
     </w:p>
     <w:p>
@@ -111,7 +111,16 @@
         <w:pStyle w:val="ListBullet"/>
       </w:pPr>
       <w:r>
-        <w:t>Construct raising and lowering operators L± and derive the allowed eigenvalues of L² and L_z by pure algebra.</w:t>
+        <w:t>Construct raising and lowering operators L± and derive the allowed eigenvalues of L² and L</w:t>
+      </w:r>
+      <w:r>
+        <w:rPr>
+          <w:vertAlign w:val="subscript"/>
+        </w:rPr>
+        <w:t>z</w:t>
+      </w:r>
+      <w:r>
+        <w:t xml:space="preserve"> by pure algebra.</w:t>
       </w:r>
     </w:p>
     <w:p>
@@ -127,7 +136,16 @@
         <w:pStyle w:val="ListBullet"/>
       </w:pPr>
       <w:r>
-        <w:t>Write the spherical harmonics as eigenfunctions of L² and L_z and use their orthogonality.</w:t>
+        <w:t>Write the spherical harmonics as eigenfunctions of L² and L</w:t>
+      </w:r>
+      <w:r>
+        <w:rPr>
+          <w:vertAlign w:val="subscript"/>
+        </w:rPr>
+        <w:t>z</w:t>
+      </w:r>
+      <w:r>
+        <w:t xml:space="preserve"> and use their orthogonality.</w:t>
       </w:r>
     </w:p>
     <w:p>
@@ -290,7 +308,16 @@
           </w:tcPr>
           <w:p>
             <w:r>
-              <w:t>Angular momentum quantum numbers, L²|ℓ,m⟩ = ℏ²ℓ(ℓ+1)|ℓ,m⟩, L_z|ℓ,m⟩ = ℏm|ℓ,m⟩</w:t>
+              <w:t>Angular momentum quantum numbers, L²|ℓ,m⟩ = ℏ²ℓ(ℓ+1)|ℓ,m⟩, L</w:t>
+            </w:r>
+            <w:r>
+              <w:rPr>
+                <w:vertAlign w:val="subscript"/>
+              </w:rPr>
+              <w:t>z</w:t>
+            </w:r>
+            <w:r>
+              <w:t>|ℓ,m⟩ = ℏm|ℓ,m⟩</w:t>
             </w:r>
           </w:p>
         </w:tc>
@@ -771,7 +798,106 @@
     </w:p>
     <w:p>
       <w:r>
-        <w:t>Verify [L̂ₓ, L̂ᵧ] = iℏL̂_z from the definitions. [ŷp̂_z − ẑp̂ᵧ, ẑp̂ₓ − x̂p̂_z] expands into four terms; only [ŷp̂_z, ẑp̂ₓ]-type terms with a nonzero cross-commutator survive. Using [p̂_z, ẑ] = −iℏ, the terms [ŷp̂_z, ẑp̂ₓ] = ŷp̂ₓ[p̂_z,ẑ] = −iℏŷp̂ₓ and −[ẑp̂ᵧ, −x̂p̂_z] = [ẑp̂ᵧ, x̂p̂_z] = x̂p̂ᵧ[ẑ,p̂_z] = iℏx̂p̂ᵧ contribute, while the other two vanish because their operators commute. The sum is iℏ(x̂p̂ᵧ − ŷp̂ₓ) = iℏL̂_z.</w:t>
+        <w:t>Verify [L̂ₓ, L̂ᵧ] = iℏL̂</w:t>
+      </w:r>
+      <w:r>
+        <w:rPr>
+          <w:vertAlign w:val="subscript"/>
+        </w:rPr>
+        <w:t>z</w:t>
+      </w:r>
+      <w:r>
+        <w:t xml:space="preserve"> from the definitions. [ŷp̂</w:t>
+      </w:r>
+      <w:r>
+        <w:rPr>
+          <w:vertAlign w:val="subscript"/>
+        </w:rPr>
+        <w:t>z</w:t>
+      </w:r>
+      <w:r>
+        <w:t xml:space="preserve"> − ẑp̂ᵧ, ẑp̂ₓ − x̂p̂</w:t>
+      </w:r>
+      <w:r>
+        <w:rPr>
+          <w:vertAlign w:val="subscript"/>
+        </w:rPr>
+        <w:t>z</w:t>
+      </w:r>
+      <w:r>
+        <w:t>] expands into four terms; only [ŷp̂</w:t>
+      </w:r>
+      <w:r>
+        <w:rPr>
+          <w:vertAlign w:val="subscript"/>
+        </w:rPr>
+        <w:t>z</w:t>
+      </w:r>
+      <w:r>
+        <w:t>, ẑp̂ₓ]-type terms with a nonzero cross-commutator survive. Using [p̂</w:t>
+      </w:r>
+      <w:r>
+        <w:rPr>
+          <w:vertAlign w:val="subscript"/>
+        </w:rPr>
+        <w:t>z</w:t>
+      </w:r>
+      <w:r>
+        <w:t>, ẑ] = −iℏ, the terms [ŷp̂</w:t>
+      </w:r>
+      <w:r>
+        <w:rPr>
+          <w:vertAlign w:val="subscript"/>
+        </w:rPr>
+        <w:t>z</w:t>
+      </w:r>
+      <w:r>
+        <w:t>, ẑp̂ₓ] = ŷp̂ₓ[p̂</w:t>
+      </w:r>
+      <w:r>
+        <w:rPr>
+          <w:vertAlign w:val="subscript"/>
+        </w:rPr>
+        <w:t>z</w:t>
+      </w:r>
+      <w:r>
+        <w:t>,ẑ] = −iℏŷp̂ₓ and −[ẑp̂ᵧ, −x̂p̂</w:t>
+      </w:r>
+      <w:r>
+        <w:rPr>
+          <w:vertAlign w:val="subscript"/>
+        </w:rPr>
+        <w:t>z</w:t>
+      </w:r>
+      <w:r>
+        <w:t>] = [ẑp̂ᵧ, x̂p̂</w:t>
+      </w:r>
+      <w:r>
+        <w:rPr>
+          <w:vertAlign w:val="subscript"/>
+        </w:rPr>
+        <w:t>z</w:t>
+      </w:r>
+      <w:r>
+        <w:t>] = x̂p̂ᵧ[ẑ,p̂</w:t>
+      </w:r>
+      <w:r>
+        <w:rPr>
+          <w:vertAlign w:val="subscript"/>
+        </w:rPr>
+        <w:t>z</w:t>
+      </w:r>
+      <w:r>
+        <w:t>] = iℏx̂p̂ᵧ contribute, while the other two vanish because their operators commute. The sum is iℏ(x̂p̂ᵧ − ŷp̂ₓ) = iℏL̂</w:t>
+      </w:r>
+      <w:r>
+        <w:rPr>
+          <w:vertAlign w:val="subscript"/>
+        </w:rPr>
+        <w:t>z</w:t>
+      </w:r>
+      <w:r>
+        <w:t>.</w:t>
       </w:r>
     </w:p>
     <w:p>
@@ -784,7 +910,16 @@
     </w:p>
     <w:p>
       <w:r>
-        <w:t>Because [L̂ᵢ,L̂ⱼ] ≠ 0 for i ≠ j, no two distinct Cartesian components of angular momentum can be simultaneously sharply defined, by the uncertainty relation of Lesson 11, Section 4.1: ΔLᵢΔLⱼ ≥ (ℏ/2)|⟨L̂ₖ⟩|. This is a genuinely new feature, absent from the position-momentum algebra of a single Cartesian direction, and it shapes everything that follows: the best that can be done is to specify one component, conventionally L_z, together with the total magnitude, introduced next.</w:t>
+        <w:t>Because [L̂ᵢ,L̂ⱼ] ≠ 0 for i ≠ j, no two distinct Cartesian components of angular momentum can be simultaneously sharply defined, by the uncertainty relation of Lesson 11, Section 4.1: ΔLᵢΔLⱼ ≥ (ℏ/2)|⟨L̂ₖ⟩|. This is a genuinely new feature, absent from the position-momentum algebra of a single Cartesian direction, and it shapes everything that follows: the best that can be done is to specify one component, conventionally L</w:t>
+      </w:r>
+      <w:r>
+        <w:rPr>
+          <w:vertAlign w:val="subscript"/>
+        </w:rPr>
+        <w:t>z</w:t>
+      </w:r>
+      <w:r>
+        <w:t>, together with the total magnitude, introduced next.</w:t>
       </w:r>
     </w:p>
     <w:p>
@@ -805,7 +940,16 @@
     </w:p>
     <w:p>
       <w:r>
-        <w:t>Define L̂² = L̂ₓ² + L̂ᵧ² + L̂_z². Using the commutation relations of Section 1.2 and the Leibniz identity of Lesson 11,</w:t>
+        <w:t>Define L̂² = L̂ₓ² + L̂ᵧ² + L̂</w:t>
+      </w:r>
+      <w:r>
+        <w:rPr>
+          <w:vertAlign w:val="subscript"/>
+        </w:rPr>
+        <w:t>z</w:t>
+      </w:r>
+      <w:r>
+        <w:t>². Using the commutation relations of Section 1.2 and the Leibniz identity of Lesson 11,</w:t>
       </w:r>
     </w:p>
     <w:p>
@@ -1059,7 +1203,34 @@
     </w:p>
     <w:p>
       <w:r>
-        <w:t>Substituting [L̂ₓ,L̂_z] = −iℏL̂ᵧ and [L̂ᵧ,L̂_z] = iℏL̂ₓ, the four terms cancel in pairs, giving [L̂², L̂_z] = 0, and by the symmetry of L̂² under relabeling axes, [L̂², L̂ᵢ] = 0 for every i. This is the quantum version of {L²,Lᵢ} = 0 verified classically in Lesson 6, Exercise 8, by the same Leibniz-rule argument.</w:t>
+        <w:t>Substituting [L̂ₓ,L̂</w:t>
+      </w:r>
+      <w:r>
+        <w:rPr>
+          <w:vertAlign w:val="subscript"/>
+        </w:rPr>
+        <w:t>z</w:t>
+      </w:r>
+      <w:r>
+        <w:t>] = −iℏL̂ᵧ and [L̂ᵧ,L̂</w:t>
+      </w:r>
+      <w:r>
+        <w:rPr>
+          <w:vertAlign w:val="subscript"/>
+        </w:rPr>
+        <w:t>z</w:t>
+      </w:r>
+      <w:r>
+        <w:t>] = iℏL̂ₓ, the four terms cancel in pairs, giving [L̂², L̂</w:t>
+      </w:r>
+      <w:r>
+        <w:rPr>
+          <w:vertAlign w:val="subscript"/>
+        </w:rPr>
+        <w:t>z</w:t>
+      </w:r>
+      <w:r>
+        <w:t>] = 0, and by the symmetry of L̂² under relabeling axes, [L̂², L̂ᵢ] = 0 for every i. This is the quantum version of {L²,Lᵢ} = 0 verified classically in Lesson 6, Exercise 8, by the same Leibniz-rule argument.</w:t>
       </w:r>
     </w:p>
     <w:p>
@@ -1072,7 +1243,25 @@
     </w:p>
     <w:p>
       <w:r>
-        <w:t>Because L̂² commutes with L̂_z (though not with L̂ₓ or L̂ᵧ individually, once L_z has been chosen), the two are compatible observables in the sense of Lesson 11, Section 5.1, and admit simultaneous eigenstates. The physical picture is that the length of the angular momentum vector and its projection along one chosen axis can both be known precisely at once, while the projections along the other two axes remain fundamentally indeterminate, a genuinely quantum feature with no classical counterpart, since a classical vector has all three components simultaneously well-defined.</w:t>
+        <w:t>Because L̂² commutes with L̂</w:t>
+      </w:r>
+      <w:r>
+        <w:rPr>
+          <w:vertAlign w:val="subscript"/>
+        </w:rPr>
+        <w:t>z</w:t>
+      </w:r>
+      <w:r>
+        <w:t xml:space="preserve"> (though not with L̂ₓ or L̂ᵧ individually, once L</w:t>
+      </w:r>
+      <w:r>
+        <w:rPr>
+          <w:vertAlign w:val="subscript"/>
+        </w:rPr>
+        <w:t>z</w:t>
+      </w:r>
+      <w:r>
+        <w:t xml:space="preserve"> has been chosen), the two are compatible observables in the sense of Lesson 11, Section 5.1, and admit simultaneous eigenstates. The physical picture is that the length of the angular momentum vector and its projection along one chosen axis can both be known precisely at once, while the projections along the other two axes remain fundamentally indeterminate, a genuinely quantum feature with no classical counterpart, since a classical vector has all three components simultaneously well-defined.</w:t>
       </w:r>
     </w:p>
     <w:p>
@@ -1086,7 +1275,115 @@
     </w:p>
     <w:p>
       <w:r>
-        <w:t>Confirm [L̂², L̂ₓ] = 0 by the same method as Section 2.1 applied to Lₓ instead of L_z, using [L̂ᵧ,L̂ₓ] = −iℏL̂_z and [L̂_z,L̂ₓ] = iℏL̂ᵧ: [L̂ᵧ²,L̂ₓ] + [L̂_z²,L̂ₓ] = L̂ᵧ(−iℏL̂_z) + (−iℏL̂_z)L̂ᵧ + L̂_z(iℏL̂ᵧ) + (iℏL̂ᵧ)L̂_z = −iℏ(L̂ᵧL̂_z + L̂_zL̂ᵧ) + iℏ(L̂_zL̂ᵧ + L̂ᵧL̂_z) = 0.</w:t>
+        <w:t>Confirm [L̂², L̂ₓ] = 0 by the same method as Section 2.1 applied to Lₓ instead of L</w:t>
+      </w:r>
+      <w:r>
+        <w:rPr>
+          <w:vertAlign w:val="subscript"/>
+        </w:rPr>
+        <w:t>z</w:t>
+      </w:r>
+      <w:r>
+        <w:t>, using [L̂ᵧ,L̂ₓ] = −iℏL̂</w:t>
+      </w:r>
+      <w:r>
+        <w:rPr>
+          <w:vertAlign w:val="subscript"/>
+        </w:rPr>
+        <w:t>z</w:t>
+      </w:r>
+      <w:r>
+        <w:t xml:space="preserve"> and [L̂</w:t>
+      </w:r>
+      <w:r>
+        <w:rPr>
+          <w:vertAlign w:val="subscript"/>
+        </w:rPr>
+        <w:t>z</w:t>
+      </w:r>
+      <w:r>
+        <w:t>,L̂ₓ] = iℏL̂ᵧ: [L̂ᵧ²,L̂ₓ] + [L̂</w:t>
+      </w:r>
+      <w:r>
+        <w:rPr>
+          <w:vertAlign w:val="subscript"/>
+        </w:rPr>
+        <w:t>z</w:t>
+      </w:r>
+      <w:r>
+        <w:t>²,L̂ₓ] = L̂ᵧ(−iℏL̂</w:t>
+      </w:r>
+      <w:r>
+        <w:rPr>
+          <w:vertAlign w:val="subscript"/>
+        </w:rPr>
+        <w:t>z</w:t>
+      </w:r>
+      <w:r>
+        <w:t>) + (−iℏL̂</w:t>
+      </w:r>
+      <w:r>
+        <w:rPr>
+          <w:vertAlign w:val="subscript"/>
+        </w:rPr>
+        <w:t>z</w:t>
+      </w:r>
+      <w:r>
+        <w:t>)L̂ᵧ + L̂</w:t>
+      </w:r>
+      <w:r>
+        <w:rPr>
+          <w:vertAlign w:val="subscript"/>
+        </w:rPr>
+        <w:t>z</w:t>
+      </w:r>
+      <w:r>
+        <w:t>(iℏL̂ᵧ) + (iℏL̂ᵧ)L̂</w:t>
+      </w:r>
+      <w:r>
+        <w:rPr>
+          <w:vertAlign w:val="subscript"/>
+        </w:rPr>
+        <w:t>z</w:t>
+      </w:r>
+      <w:r>
+        <w:t xml:space="preserve"> = −iℏ(L̂ᵧL̂</w:t>
+      </w:r>
+      <w:r>
+        <w:rPr>
+          <w:vertAlign w:val="subscript"/>
+        </w:rPr>
+        <w:t>z</w:t>
+      </w:r>
+      <w:r>
+        <w:t xml:space="preserve"> + L̂</w:t>
+      </w:r>
+      <w:r>
+        <w:rPr>
+          <w:vertAlign w:val="subscript"/>
+        </w:rPr>
+        <w:t>z</w:t>
+      </w:r>
+      <w:r>
+        <w:t>L̂ᵧ) + iℏ(L̂</w:t>
+      </w:r>
+      <w:r>
+        <w:rPr>
+          <w:vertAlign w:val="subscript"/>
+        </w:rPr>
+        <w:t>z</w:t>
+      </w:r>
+      <w:r>
+        <w:t>L̂ᵧ + L̂ᵧL̂</w:t>
+      </w:r>
+      <w:r>
+        <w:rPr>
+          <w:vertAlign w:val="subscript"/>
+        </w:rPr>
+        <w:t>z</w:t>
+      </w:r>
+      <w:r>
+        <w:t>) = 0.</w:t>
       </w:r>
     </w:p>
     <w:p>
@@ -1281,7 +1578,43 @@
     </w:p>
     <w:p>
       <w:r>
-        <w:t>The first relation is analogous to [N, a†] = a† of Lesson 12, and it is what earns L̂± the name raising and lowering operators: if |ψ⟩ is an eigenstate of L̂_z with eigenvalue ℏm, then L̂_z(L̂±|ψ⟩) = (L̂±L̂_z ± ℏL̂±)|ψ⟩ = ℏ(m±1)(L̂±|ψ⟩), so L̂±|ψ⟩ is again an L̂_z eigenstate, with eigenvalue raised or lowered by ℏ.</w:t>
+        <w:t>The first relation is analogous to [N, a†] = a† of Lesson 12, and it is what earns L̂± the name raising and lowering operators: if |ψ⟩ is an eigenstate of L̂</w:t>
+      </w:r>
+      <w:r>
+        <w:rPr>
+          <w:vertAlign w:val="subscript"/>
+        </w:rPr>
+        <w:t>z</w:t>
+      </w:r>
+      <w:r>
+        <w:t xml:space="preserve"> with eigenvalue ℏm, then L̂</w:t>
+      </w:r>
+      <w:r>
+        <w:rPr>
+          <w:vertAlign w:val="subscript"/>
+        </w:rPr>
+        <w:t>z</w:t>
+      </w:r>
+      <w:r>
+        <w:t>(L̂±|ψ⟩) = (L̂±L̂</w:t>
+      </w:r>
+      <w:r>
+        <w:rPr>
+          <w:vertAlign w:val="subscript"/>
+        </w:rPr>
+        <w:t>z</w:t>
+      </w:r>
+      <w:r>
+        <w:t xml:space="preserve"> ± ℏL̂±)|ψ⟩ = ℏ(m±1)(L̂±|ψ⟩), so L̂±|ψ⟩ is again an L̂</w:t>
+      </w:r>
+      <w:r>
+        <w:rPr>
+          <w:vertAlign w:val="subscript"/>
+        </w:rPr>
+        <w:t>z</w:t>
+      </w:r>
+      <w:r>
+        <w:t xml:space="preserve"> eigenstate, with eigenvalue raised or lowered by ℏ.</w:t>
       </w:r>
     </w:p>
     <w:p>
@@ -1294,7 +1627,25 @@
     </w:p>
     <w:p>
       <w:r>
-        <w:t>Since L̂² commutes with L̂±, acting with L̂± preserves the L̂² eigenvalue; write it as ℏ²λ for now, with λ ≥ 0 since L̂² is a sum of squares of Hermitian operators and therefore has nonnegative expectation value. For a fixed λ, the possible values of m are bounded: since L̂ₓ²+L̂ᵧ² = L̂²−L̂_z² has nonnegative expectation value, ⟨L̂_z²⟩ ≤ ⟨L̂²⟩ = ℏ²λ, so m² ≤ λ for every state on the ladder. A ladder of eigenvalues differing by integer steps of ℏ, bounded above and below, must therefore terminate at a maximum value m = ℓ, where L̂+|ℓ⟩ = 0, and at a minimum value m = −ℓ′, where L̂−|−ℓ′⟩ = 0, for some ℓ and ℓ′.</w:t>
+        <w:t>Since L̂² commutes with L̂±, acting with L̂± preserves the L̂² eigenvalue; write it as ℏ²λ for now, with λ ≥ 0 since L̂² is a sum of squares of Hermitian operators and therefore has nonnegative expectation value. For a fixed λ, the possible values of m are bounded: since L̂ₓ²+L̂ᵧ² = L̂²−L̂</w:t>
+      </w:r>
+      <w:r>
+        <w:rPr>
+          <w:vertAlign w:val="subscript"/>
+        </w:rPr>
+        <w:t>z</w:t>
+      </w:r>
+      <w:r>
+        <w:t>² has nonnegative expectation value, ⟨L̂</w:t>
+      </w:r>
+      <w:r>
+        <w:rPr>
+          <w:vertAlign w:val="subscript"/>
+        </w:rPr>
+        <w:t>z</w:t>
+      </w:r>
+      <w:r>
+        <w:t>²⟩ ≤ ⟨L̂²⟩ = ℏ²λ, so m² ≤ λ for every state on the ladder. A ladder of eigenvalues differing by integer steps of ℏ, bounded above and below, must therefore terminate at a maximum value m = ℓ, where L̂+|ℓ⟩ = 0, and at a minimum value m = −ℓ′, where L̂−|−ℓ′⟩ = 0, for some ℓ and ℓ′.</w:t>
       </w:r>
     </w:p>
     <w:p>
@@ -1307,7 +1658,34 @@
     </w:p>
     <w:p>
       <w:r>
-        <w:t>Use the identity L̂−L̂+ = L̂² − L̂_z² − ℏL̂_z (derived by expanding (L̂ₓ−iL̂ᵧ)(L̂ₓ+iL̂ᵧ) and using [L̂ₓ,L̂ᵧ]=iℏL̂_z). Acting on the top state |ℓ⟩, where L̂+|ℓ⟩ = 0, gives 0 = L̂−L̂+|ℓ⟩ = (ℏ²λ − ℏ²ℓ² − ℏ²ℓ)|ℓ⟩, so</w:t>
+        <w:t>Use the identity L̂−L̂+ = L̂² − L̂</w:t>
+      </w:r>
+      <w:r>
+        <w:rPr>
+          <w:vertAlign w:val="subscript"/>
+        </w:rPr>
+        <w:t>z</w:t>
+      </w:r>
+      <w:r>
+        <w:t>² − ℏL̂</w:t>
+      </w:r>
+      <w:r>
+        <w:rPr>
+          <w:vertAlign w:val="subscript"/>
+        </w:rPr>
+        <w:t>z</w:t>
+      </w:r>
+      <w:r>
+        <w:t xml:space="preserve"> (derived by expanding (L̂ₓ−iL̂ᵧ)(L̂ₓ+iL̂ᵧ) and using [L̂ₓ,L̂ᵧ]=iℏL̂</w:t>
+      </w:r>
+      <w:r>
+        <w:rPr>
+          <w:vertAlign w:val="subscript"/>
+        </w:rPr>
+        <w:t>z</w:t>
+      </w:r>
+      <w:r>
+        <w:t>). Acting on the top state |ℓ⟩, where L̂+|ℓ⟩ = 0, gives 0 = L̂−L̂+|ℓ⟩ = (ℏ²λ − ℏ²ℓ² − ℏ²ℓ)|ℓ⟩, so</w:t>
       </w:r>
     </w:p>
     <w:p>
@@ -1345,7 +1723,25 @@
     </w:p>
     <w:p>
       <w:r>
-        <w:t>The same identity applied with L̂+L̂− = L̂² − L̂_z² + ℏL̂_z at the bottom state, where L̂−|−ℓ′⟩ = 0, gives λ = ℓ′(ℓ′−1), and comparing with λ = ℓ(ℓ+1) forces ℓ′ = ℓ+1 or ℓ′ = −ℓ; since ℓ′ must equal the bottom label −ℓ′ stepped up to ℓ by an integer number of applications of L̂+, consistency requires ℓ′ = ℓ, so the ladder runs symmetrically from −ℓ to +ℓ in integer steps, and 2ℓ must itself be a nonnegative integer.</w:t>
+        <w:t>The same identity applied with L̂+L̂− = L̂² − L̂</w:t>
+      </w:r>
+      <w:r>
+        <w:rPr>
+          <w:vertAlign w:val="subscript"/>
+        </w:rPr>
+        <w:t>z</w:t>
+      </w:r>
+      <w:r>
+        <w:t>² + ℏL̂</w:t>
+      </w:r>
+      <w:r>
+        <w:rPr>
+          <w:vertAlign w:val="subscript"/>
+        </w:rPr>
+        <w:t>z</w:t>
+      </w:r>
+      <w:r>
+        <w:t xml:space="preserve"> at the bottom state, where L̂−|−ℓ′⟩ = 0, gives λ = ℓ′(ℓ′−1), and comparing with λ = ℓ(ℓ+1) forces ℓ′ = ℓ+1 or ℓ′ = −ℓ; since ℓ′ must equal the bottom label −ℓ′ stepped up to ℓ by an integer number of applications of L̂+, consistency requires ℓ′ = ℓ, so the ladder runs symmetrically from −ℓ to +ℓ in integer steps, and 2ℓ must itself be a nonnegative integer.</w:t>
       </w:r>
     </w:p>
     <w:p>
@@ -1683,7 +2079,25 @@
     </w:p>
     <w:p>
       <w:r>
-        <w:t>Compute ⟨ℓ,m|L̂ₓ|ℓ,m⟩. Since L̂ₓ = (L̂++L̂−)/2, and L̂±|ℓ,m⟩ is proportional to |ℓ,m±1⟩, which is orthogonal to |ℓ,m⟩, the expectation value ⟨ℓ,m|L̂ₓ|ℓ,m⟩ = 0 for every eigenstate of L̂_z. This confirms the qualitative statement of Section 2.2: in a state of definite L_z, the other two components have zero mean, consistent with (though not equivalent to) their being indeterminate.</w:t>
+        <w:t>Compute ⟨ℓ,m|L̂ₓ|ℓ,m⟩. Since L̂ₓ = (L̂++L̂−)/2, and L̂±|ℓ,m⟩ is proportional to |ℓ,m±1⟩, which is orthogonal to |ℓ,m⟩, the expectation value ⟨ℓ,m|L̂ₓ|ℓ,m⟩ = 0 for every eigenstate of L̂</w:t>
+      </w:r>
+      <w:r>
+        <w:rPr>
+          <w:vertAlign w:val="subscript"/>
+        </w:rPr>
+        <w:t>z</w:t>
+      </w:r>
+      <w:r>
+        <w:t>. This confirms the qualitative statement of Section 2.2: in a state of definite L</w:t>
+      </w:r>
+      <w:r>
+        <w:rPr>
+          <w:vertAlign w:val="subscript"/>
+        </w:rPr>
+        <w:t>z</w:t>
+      </w:r>
+      <w:r>
+        <w:t>, the other two components have zero mean, consistent with (though not equivalent to) their being indeterminate.</w:t>
       </w:r>
     </w:p>
     <w:p>
@@ -1704,7 +2118,16 @@
     </w:p>
     <w:p>
       <w:r>
-        <w:t>For orbital angular momentum specifically, built from x̂ × p̂ with p̂ = −iℏ∇, it is useful to pass to spherical coordinates (r, θ, φ). A lengthy but standard calculation, converting the Cartesian derivatives of L̂_z and L̂² into spherical ones, gives</w:t>
+        <w:t>For orbital angular momentum specifically, built from x̂ × p̂ with p̂ = −iℏ∇, it is useful to pass to spherical coordinates (r, θ, φ). A lengthy but standard calculation, converting the Cartesian derivatives of L̂</w:t>
+      </w:r>
+      <w:r>
+        <w:rPr>
+          <w:vertAlign w:val="subscript"/>
+        </w:rPr>
+        <w:t>z</w:t>
+      </w:r>
+      <w:r>
+        <w:t xml:space="preserve"> and L̂² into spherical ones, gives</w:t>
       </w:r>
     </w:p>
     <w:p>
@@ -1945,7 +2368,25 @@
     </w:p>
     <w:p>
       <w:r>
-        <w:t>The eigenvalue equation L̂_zΦ(φ) = ℏmΦ(φ) has solution Φ(φ) = e^(imφ). For the wave function to be single-valued as φ increases by 2π and returns to the same physical point, Φ(φ+2π) = Φ(φ) is required, forcing m to be an integer. Since m ranges over −ℓ,…,ℓ in integer steps (Section 3.4), integer m for every member of the ladder forces ℓ itself to be an integer: ℓ = 0, 1, 2, …. This single-valuedness argument, specific to the realization of angular momentum as a differential operator on functions of position, is exactly what excludes half-integer ℓ for orbital motion while leaving it available, as Lesson 15 will show, for angular momentum realized on a different kind of space, one with no position-space wave function at all.</w:t>
+        <w:t>The eigenvalue equation L̂</w:t>
+      </w:r>
+      <w:r>
+        <w:rPr>
+          <w:vertAlign w:val="subscript"/>
+        </w:rPr>
+        <w:t>z</w:t>
+      </w:r>
+      <w:r>
+        <w:t>Φ(φ) = ℏmΦ(φ) has solution Φ(φ) = e</w:t>
+      </w:r>
+      <w:r>
+        <w:rPr>
+          <w:vertAlign w:val="superscript"/>
+        </w:rPr>
+        <w:t>imφ</w:t>
+      </w:r>
+      <w:r>
+        <w:t>. For the wave function to be single-valued as φ increases by 2π and returns to the same physical point, Φ(φ+2π) = Φ(φ) is required, forcing m to be an integer. Since m ranges over −ℓ,…,ℓ in integer steps (Section 3.4), integer m for every member of the ladder forces ℓ itself to be an integer: ℓ = 0, 1, 2, …. This single-valuedness argument, specific to the realization of angular momentum as a differential operator on functions of position, is exactly what excludes half-integer ℓ for orbital motion while leaving it available, as Lesson 15 will show, for angular momentum realized on a different kind of space, one with no position-space wave function at all.</w:t>
       </w:r>
     </w:p>
     <w:p>
@@ -1958,7 +2399,16 @@
     </w:p>
     <w:p>
       <w:r>
-        <w:t>The simultaneous eigenfunctions of L̂² and L̂_z, denoted Yₗᵐ(θ,φ), are the spherical harmonics.</w:t>
+        <w:t>The simultaneous eigenfunctions of L̂² and L̂</w:t>
+      </w:r>
+      <w:r>
+        <w:rPr>
+          <w:vertAlign w:val="subscript"/>
+        </w:rPr>
+        <w:t>z</w:t>
+      </w:r>
+      <w:r>
+        <w:t>, denoted Yₗᵐ(θ,φ), are the spherical harmonics.</w:t>
       </w:r>
     </w:p>
     <w:p>
@@ -2098,7 +2548,25 @@
     </w:p>
     <w:p>
       <w:r>
-        <w:t>They form a complete orthonormal basis for functions on the sphere, the kind of orthonormal basis introduced abstractly in Lesson 10, Section 4, now specialized to the angular part of a three-dimensional wave function. The first few are Y₀⁰ = 1/√(4π), Y₁⁰ = √(3/4π)cos θ, and Y₁^(±1) = ∓√(3/8π)sin θ e^(±iφ); their explicit forms are rarely needed in this course beyond ℓ = 1, since the algebraic methods of Sections 3 and 4 suffice for most later calculations.</w:t>
+        <w:t>They form a complete orthonormal basis for functions on the sphere, the kind of orthonormal basis introduced abstractly in Lesson 10, Section 4, now specialized to the angular part of a three-dimensional wave function. The first few are Y₀⁰ = 1/√(4π), Y₁⁰ = √(3/4π)cos θ, and Y₁</w:t>
+      </w:r>
+      <w:r>
+        <w:rPr>
+          <w:vertAlign w:val="superscript"/>
+        </w:rPr>
+        <w:t>±1</w:t>
+      </w:r>
+      <w:r>
+        <w:t xml:space="preserve"> = ∓√(3/8π)sin θ e</w:t>
+      </w:r>
+      <w:r>
+        <w:rPr>
+          <w:vertAlign w:val="superscript"/>
+        </w:rPr>
+        <w:t>±iφ</w:t>
+      </w:r>
+      <w:r>
+        <w:t>; their explicit forms are rarely needed in this course beyond ℓ = 1, since the algebraic methods of Sections 3 and 4 suffice for most later calculations.</w:t>
       </w:r>
     </w:p>
     <w:p>
@@ -2112,7 +2580,25 @@
     </w:p>
     <w:p>
       <w:r>
-        <w:t>Verify that Y₁⁰ = √(3/4π)cos θ is an eigenfunction of L̂_z with eigenvalue 0. Since Y₁⁰ has no φ dependence, L̂_zY₁⁰ = −iℏ∂Y₁⁰/∂φ = 0 = ℏ(0)Y₁⁰, confirming m = 0, consistent with the label.</w:t>
+        <w:t>Verify that Y₁⁰ = √(3/4π)cos θ is an eigenfunction of L̂</w:t>
+      </w:r>
+      <w:r>
+        <w:rPr>
+          <w:vertAlign w:val="subscript"/>
+        </w:rPr>
+        <w:t>z</w:t>
+      </w:r>
+      <w:r>
+        <w:t xml:space="preserve"> with eigenvalue 0. Since Y₁⁰ has no φ dependence, L̂</w:t>
+      </w:r>
+      <w:r>
+        <w:rPr>
+          <w:vertAlign w:val="subscript"/>
+        </w:rPr>
+        <w:t>z</w:t>
+      </w:r>
+      <w:r>
+        <w:t>Y₁⁰ = −iℏ∂Y₁⁰/∂φ = 0 = ℏ(0)Y₁⁰, confirming m = 0, consistent with the label.</w:t>
       </w:r>
     </w:p>
     <w:p>
@@ -2133,7 +2619,61 @@
     </w:p>
     <w:p>
       <w:r>
-        <w:t>As in the classical case of Lesson 6, Section 4.5, the operator L̂_z generates rotations about the z axis: for an infinitesimal rotation by angle ε, a wave function transforms as ψ(θ,φ) → ψ(θ,φ−ε) ≈ ψ − ε∂ψ/∂φ = (1 − iεL̂_z/ℏ)ψ, using L̂_z = −iℏ∂/∂φ. Finite rotations are generated by exponentiating, exactly as U(t) = e^(−iHt/ℏ) generates time translation in Lesson 12: R_z(α) = e^(−iαL̂_z/ℏ).</w:t>
+        <w:t>As in the classical case of Lesson 6, Section 4.5, the operator L̂</w:t>
+      </w:r>
+      <w:r>
+        <w:rPr>
+          <w:vertAlign w:val="subscript"/>
+        </w:rPr>
+        <w:t>z</w:t>
+      </w:r>
+      <w:r>
+        <w:t xml:space="preserve"> generates rotations about the z axis: for an infinitesimal rotation by angle ε, a wave function transforms as ψ(θ,φ) → ψ(θ,φ−ε) ≈ ψ − ε∂ψ/∂φ = (1 − iεL̂</w:t>
+      </w:r>
+      <w:r>
+        <w:rPr>
+          <w:vertAlign w:val="subscript"/>
+        </w:rPr>
+        <w:t>z</w:t>
+      </w:r>
+      <w:r>
+        <w:t>/ℏ)ψ, using L̂</w:t>
+      </w:r>
+      <w:r>
+        <w:rPr>
+          <w:vertAlign w:val="subscript"/>
+        </w:rPr>
+        <w:t>z</w:t>
+      </w:r>
+      <w:r>
+        <w:t xml:space="preserve"> = −iℏ∂/∂φ. Finite rotations are generated by exponentiating, exactly as U(t) = e</w:t>
+      </w:r>
+      <w:r>
+        <w:rPr>
+          <w:vertAlign w:val="superscript"/>
+        </w:rPr>
+        <w:t>−iHt/ℏ</w:t>
+      </w:r>
+      <w:r>
+        <w:t xml:space="preserve"> generates time translation in Lesson 12: R</w:t>
+      </w:r>
+      <w:r>
+        <w:rPr>
+          <w:vertAlign w:val="subscript"/>
+        </w:rPr>
+        <w:t>z</w:t>
+      </w:r>
+      <w:r>
+        <w:t>(α) = e</w:t>
+      </w:r>
+      <w:r>
+        <w:rPr>
+          <w:vertAlign w:val="superscript"/>
+        </w:rPr>
+        <w:t>−iαL̂_z/ℏ</w:t>
+      </w:r>
+      <w:r>
+        <w:t>.</w:t>
       </w:r>
     </w:p>
     <w:p>
@@ -2146,7 +2686,16 @@
     </w:p>
     <w:p>
       <w:r>
-        <w:t>If a Hamiltonian depends only on r = |x| and on p² (a central potential, Ĥ = p̂²/2m + V(r)), it is unchanged by any rotation, and one can verify directly that [Ĥ, L̂ᵢ] = 0 for every i, using that L̂ᵢ commutes with any function of r and with p̂². By the Ehrenfest theorem of Lesson 11, Section 6.1, ⟨L̂ᵢ⟩ is then constant in time for any state, and by the same reasoning as Lesson 6, Section 4.1, the eigenspaces of L̂² and L̂_z are stationary subspaces of the dynamics. This is the quantum statement that a central force conserves angular momentum, and it is the reason energy eigenstates of a central potential can always be chosen to have definite ℓ and m, a fact used systematically wherever central potentials appear in the exercises of this course.</w:t>
+        <w:t>If a Hamiltonian depends only on r = |x| and on p² (a central potential, Ĥ = p̂²/2m + V(r)), it is unchanged by any rotation, and one can verify directly that [Ĥ, L̂ᵢ] = 0 for every i, using that L̂ᵢ commutes with any function of r and with p̂². By the Ehrenfest theorem of Lesson 11, Section 6.1, ⟨L̂ᵢ⟩ is then constant in time for any state, and by the same reasoning as Lesson 6, Section 4.1, the eigenspaces of L̂² and L̂</w:t>
+      </w:r>
+      <w:r>
+        <w:rPr>
+          <w:vertAlign w:val="subscript"/>
+        </w:rPr>
+        <w:t>z</w:t>
+      </w:r>
+      <w:r>
+        <w:t xml:space="preserve"> are stationary subspaces of the dynamics. This is the quantum statement that a central force conserves angular momentum, and it is the reason energy eigenstates of a central potential can always be chosen to have definite ℓ and m, a fact used systematically wherever central potentials appear in the exercises of this course.</w:t>
       </w:r>
     </w:p>
     <w:p>
@@ -2160,7 +2709,52 @@
     </w:p>
     <w:p>
       <w:r>
-        <w:t>For the hydrogen-like Hamiltonian Ĥ = p̂²/2m − e²/(4πr) (Heaviside–Lorentz units, to be used from Lesson 39 onward, though the nonrelativistic bound-state problem itself is often quoted in Gaussian or SI form; the ℓ-dependence of the argument is unaffected by this convention choice), [Ĥ, L̂_z] = [p̂²/2m, L̂_z] + [−e²/(4πr), L̂_z]. Both terms vanish: p̂² is built symmetrically from all three momentum components and commutes with L̂_z by an extension of the argument in Worked example 2, and r = |x| is unchanged by rotation about any axis, so any function of r alone commutes with L̂_z. Hence angular momentum is conserved, and hydrogen's energy eigenstates, found in Lesson 16's exercises, carry definite ℓ and m.</w:t>
+        <w:t>For the hydrogen-like Hamiltonian Ĥ = p̂²/2m − e²/(4πr) (Heaviside–Lorentz units, to be used from Lesson 39 onward, though the nonrelativistic bound-state problem itself is often quoted in Gaussian or SI form; the ℓ-dependence of the argument is unaffected by this convention choice), [Ĥ, L̂</w:t>
+      </w:r>
+      <w:r>
+        <w:rPr>
+          <w:vertAlign w:val="subscript"/>
+        </w:rPr>
+        <w:t>z</w:t>
+      </w:r>
+      <w:r>
+        <w:t>] = [p̂²/2m, L̂</w:t>
+      </w:r>
+      <w:r>
+        <w:rPr>
+          <w:vertAlign w:val="subscript"/>
+        </w:rPr>
+        <w:t>z</w:t>
+      </w:r>
+      <w:r>
+        <w:t>] + [−e²/(4πr), L̂</w:t>
+      </w:r>
+      <w:r>
+        <w:rPr>
+          <w:vertAlign w:val="subscript"/>
+        </w:rPr>
+        <w:t>z</w:t>
+      </w:r>
+      <w:r>
+        <w:t>]. Both terms vanish: p̂² is built symmetrically from all three momentum components and commutes with L̂</w:t>
+      </w:r>
+      <w:r>
+        <w:rPr>
+          <w:vertAlign w:val="subscript"/>
+        </w:rPr>
+        <w:t>z</w:t>
+      </w:r>
+      <w:r>
+        <w:t xml:space="preserve"> by an extension of the argument in Worked example 2, and r = |x| is unchanged by rotation about any axis, so any function of r alone commutes with L̂</w:t>
+      </w:r>
+      <w:r>
+        <w:rPr>
+          <w:vertAlign w:val="subscript"/>
+        </w:rPr>
+        <w:t>z</w:t>
+      </w:r>
+      <w:r>
+        <w:t>. Hence angular momentum is conserved, and hydrogen's energy eigenstates, found in Lesson 16's exercises, carry definite ℓ and m.</w:t>
       </w:r>
     </w:p>
     <w:p>
@@ -2318,7 +2912,16 @@
           </w:tcPr>
           <w:p>
             <w:r>
-              <w:t>L² and L_z as compatible observables</w:t>
+              <w:t>L² and L</w:t>
+            </w:r>
+            <w:r>
+              <w:rPr>
+                <w:vertAlign w:val="subscript"/>
+              </w:rPr>
+              <w:t>z</w:t>
+            </w:r>
+            <w:r>
+              <w:t xml:space="preserve"> as compatible observables</w:t>
             </w:r>
           </w:p>
         </w:tc>
@@ -2487,7 +3090,16 @@
         </w:numPr>
       </w:pPr>
       <w:r>
-        <w:t>L̂² commutes with every component of L̂, so L̂² and one component, conventionally L̂_z, are compatible observables.</w:t>
+        <w:t>L̂² commutes with every component of L̂, so L̂² and one component, conventionally L̂</w:t>
+      </w:r>
+      <w:r>
+        <w:rPr>
+          <w:vertAlign w:val="subscript"/>
+        </w:rPr>
+        <w:t>z</w:t>
+      </w:r>
+      <w:r>
+        <w:t>, are compatible observables.</w:t>
       </w:r>
     </w:p>
     <w:p>
@@ -2499,7 +3111,16 @@
         </w:numPr>
       </w:pPr>
       <w:r>
-        <w:t>Raising and lowering operators L̂± = L̂ₓ ± iL̂ᵧ shift the L̂_z eigenvalue by ±ℏ while preserving the L̂² eigenvalue.</w:t>
+        <w:t>Raising and lowering operators L̂± = L̂ₓ ± iL̂ᵧ shift the L̂</w:t>
+      </w:r>
+      <w:r>
+        <w:rPr>
+          <w:vertAlign w:val="subscript"/>
+        </w:rPr>
+        <w:t>z</w:t>
+      </w:r>
+      <w:r>
+        <w:t xml:space="preserve"> eigenvalue by ±ℏ while preserving the L̂² eigenvalue.</w:t>
       </w:r>
     </w:p>
     <w:p>
@@ -2511,7 +3132,16 @@
         </w:numPr>
       </w:pPr>
       <w:r>
-        <w:t>Pure algebra fixes the spectrum: L̂² has eigenvalues ℏ²ℓ(ℓ+1) and L̂_z has eigenvalues ℏm, with m running from −ℓ to ℓ in integer steps.</w:t>
+        <w:t>Pure algebra fixes the spectrum: L̂² has eigenvalues ℏ²ℓ(ℓ+1) and L̂</w:t>
+      </w:r>
+      <w:r>
+        <w:rPr>
+          <w:vertAlign w:val="subscript"/>
+        </w:rPr>
+        <w:t>z</w:t>
+      </w:r>
+      <w:r>
+        <w:t xml:space="preserve"> has eigenvalues ℏm, with m running from −ℓ to ℓ in integer steps.</w:t>
       </w:r>
     </w:p>
     <w:p>
@@ -2535,7 +3165,16 @@
         </w:numPr>
       </w:pPr>
       <w:r>
-        <w:t>The spherical harmonics Yₗᵐ(θ,φ) are the simultaneous eigenfunctions of L̂² and L̂_z and form a complete orthonormal basis on the sphere.</w:t>
+        <w:t>The spherical harmonics Yₗᵐ(θ,φ) are the simultaneous eigenfunctions of L̂² and L̂</w:t>
+      </w:r>
+      <w:r>
+        <w:rPr>
+          <w:vertAlign w:val="subscript"/>
+        </w:rPr>
+        <w:t>z</w:t>
+      </w:r>
+      <w:r>
+        <w:t xml:space="preserve"> and form a complete orthonormal basis on the sphere.</w:t>
       </w:r>
     </w:p>
     <w:p>
@@ -2547,7 +3186,16 @@
         </w:numPr>
       </w:pPr>
       <w:r>
-        <w:t>L̂_z generates rotations about z, exactly as Ĥ generates time translation; rotational invariance of a central Hamiltonian implies [Ĥ, L̂] = 0.</w:t>
+        <w:t>L̂</w:t>
+      </w:r>
+      <w:r>
+        <w:rPr>
+          <w:vertAlign w:val="subscript"/>
+        </w:rPr>
+        <w:t>z</w:t>
+      </w:r>
+      <w:r>
+        <w:t xml:space="preserve"> generates rotations about z, exactly as Ĥ generates time translation; rotational invariance of a central Hamiltonian implies [Ĥ, L̂] = 0.</w:t>
       </w:r>
     </w:p>
     <w:p>
@@ -2660,7 +3308,22 @@
           </w:tcPr>
           <w:p>
             <w:r>
-              <w:t>Derive [L̂ᵧ, L̂_z] = iℏL̂ₓ from the definitions, following the method of Worked example 1.</w:t>
+              <w:rPr>
+                <w:b/>
+              </w:rPr>
+              <w:t>Extension.</w:t>
+            </w:r>
+            <w:r>
+              <w:t xml:space="preserve"> Derive [L̂ᵧ, L̂</w:t>
+            </w:r>
+            <w:r>
+              <w:rPr>
+                <w:vertAlign w:val="subscript"/>
+              </w:rPr>
+              <w:t>z</w:t>
+            </w:r>
+            <w:r>
+              <w:t>] = iℏL̂ₓ from the definitions, following the method of Worked example 1.</w:t>
             </w:r>
           </w:p>
         </w:tc>
@@ -2698,7 +3361,13 @@
           </w:tcPr>
           <w:p>
             <w:r>
-              <w:t>Show that [L̂ₓ, x̂] = 0, [L̂ₓ, ŷ] = iℏẑ, and [L̂ₓ, ẑ] = −iℏŷ, and interpret these as the statement that L̂ₓ rotates vectors about the x axis.</w:t>
+              <w:rPr>
+                <w:b/>
+              </w:rPr>
+              <w:t>Extension.</w:t>
+            </w:r>
+            <w:r>
+              <w:t xml:space="preserve"> Show that [L̂ₓ, x̂] = 0, [L̂ₓ, ŷ] = iℏẑ, and [L̂ₓ, ẑ] = −iℏŷ, and interpret these as the statement that L̂ₓ rotates vectors about the x axis.</w:t>
             </w:r>
           </w:p>
         </w:tc>
@@ -2734,7 +3403,31 @@
           </w:tcPr>
           <w:p>
             <w:r>
-              <w:t>Show that L̂² = L̂₋L̂₊ + L̂_z² + ℏL̂_z, deriving the identity used in Section 3.3.</w:t>
+              <w:rPr>
+                <w:b/>
+              </w:rPr>
+              <w:t>Core.</w:t>
+            </w:r>
+            <w:r>
+              <w:t xml:space="preserve"> Show that L̂² = L̂₋L̂₊ + L̂</w:t>
+            </w:r>
+            <w:r>
+              <w:rPr>
+                <w:vertAlign w:val="subscript"/>
+              </w:rPr>
+              <w:t>z</w:t>
+            </w:r>
+            <w:r>
+              <w:t>² + ℏL̂</w:t>
+            </w:r>
+            <w:r>
+              <w:rPr>
+                <w:vertAlign w:val="subscript"/>
+              </w:rPr>
+              <w:t>z</w:t>
+            </w:r>
+            <w:r>
+              <w:t>, deriving the identity used in Section 3.3.</w:t>
             </w:r>
           </w:p>
         </w:tc>
@@ -2772,7 +3465,13 @@
           </w:tcPr>
           <w:p>
             <w:r>
-              <w:t>Using the identity of Exercise 3, find ‖L̂+|ℓ,m⟩‖² and confirm it matches the general formula of Section 4.1.</w:t>
+              <w:rPr>
+                <w:b/>
+              </w:rPr>
+              <w:t>Core.</w:t>
+            </w:r>
+            <w:r>
+              <w:t xml:space="preserve"> Using the identity of Exercise 3, find ‖L̂+|ℓ,m⟩‖² and confirm it matches the general formula of Section 4.1.</w:t>
             </w:r>
           </w:p>
         </w:tc>
@@ -2808,7 +3507,13 @@
           </w:tcPr>
           <w:p>
             <w:r>
-              <w:t>For ℓ = 2, list all allowed values of m and compute ‖L̂+|2,1⟩‖² explicitly.</w:t>
+              <w:rPr>
+                <w:b/>
+              </w:rPr>
+              <w:t>Core.</w:t>
+            </w:r>
+            <w:r>
+              <w:t xml:space="preserve"> For ℓ = 2, list all allowed values of m and compute ‖L̂+|2,1⟩‖² explicitly.</w:t>
             </w:r>
           </w:p>
         </w:tc>
@@ -2846,7 +3551,22 @@
           </w:tcPr>
           <w:p>
             <w:r>
-              <w:t>Show that if |ψ⟩ is a simultaneous eigenstate of L̂² and L̂_z with eigenvalues ℏ²ℓ(ℓ+1) and ℏℓ (the top of the ladder), then L̂+|ψ⟩ = 0, by computing ‖L̂+|ψ⟩‖² directly.</w:t>
+              <w:rPr>
+                <w:b/>
+              </w:rPr>
+              <w:t>Core.</w:t>
+            </w:r>
+            <w:r>
+              <w:t xml:space="preserve"> Show that if |ψ⟩ is a simultaneous eigenstate of L̂² and L̂</w:t>
+            </w:r>
+            <w:r>
+              <w:rPr>
+                <w:vertAlign w:val="subscript"/>
+              </w:rPr>
+              <w:t>z</w:t>
+            </w:r>
+            <w:r>
+              <w:t xml:space="preserve"> with eigenvalues ℏ²ℓ(ℓ+1) and ℏℓ (the top of the ladder), then L̂+|ψ⟩ = 0, by computing ‖L̂+|ψ⟩‖² directly.</w:t>
             </w:r>
           </w:p>
         </w:tc>
@@ -2882,7 +3602,13 @@
           </w:tcPr>
           <w:p>
             <w:r>
-              <w:t>Compute ⟨ℓ,m|L̂ᵧ|ℓ,m⟩ using L̂ᵧ = (L̂+−L̂−)/2i, and explain why the result is zero for the same reason as in Worked example 4.</w:t>
+              <w:rPr>
+                <w:b/>
+              </w:rPr>
+              <w:t>Core.</w:t>
+            </w:r>
+            <w:r>
+              <w:t xml:space="preserve"> Compute ⟨ℓ,m|L̂ᵧ|ℓ,m⟩ using L̂ᵧ = (L̂+−L̂−)/2i, and explain why the result is zero for the same reason as in Worked example 4.</w:t>
             </w:r>
           </w:p>
         </w:tc>
@@ -2920,7 +3646,13 @@
           </w:tcPr>
           <w:p>
             <w:r>
-              <w:t>Compute ⟨ℓ,m|L̂ₓ²|ℓ,m⟩ using L̂ₓ = (L̂++L̂−)/2 and the matrix elements of Section 4.1, expressing the answer in terms of ℓ and m.</w:t>
+              <w:rPr>
+                <w:b/>
+              </w:rPr>
+              <w:t>Extension.</w:t>
+            </w:r>
+            <w:r>
+              <w:t xml:space="preserve"> Compute ⟨ℓ,m|L̂ₓ²|ℓ,m⟩ using L̂ₓ = (L̂++L̂−)/2 and the matrix elements of Section 4.1, expressing the answer in terms of ℓ and m.</w:t>
             </w:r>
           </w:p>
         </w:tc>
@@ -2956,7 +3688,40 @@
           </w:tcPr>
           <w:p>
             <w:r>
-              <w:t>Verify that Y₁^(1) = −√(3/8π)sin θ e^(iφ) is an eigenfunction of L̂_z with the correct eigenvalue.</w:t>
+              <w:rPr>
+                <w:b/>
+              </w:rPr>
+              <w:t>Core.</w:t>
+            </w:r>
+            <w:r>
+              <w:t xml:space="preserve"> Verify that Y₁</w:t>
+            </w:r>
+            <w:r>
+              <w:rPr>
+                <w:vertAlign w:val="superscript"/>
+              </w:rPr>
+              <w:t>(1)</w:t>
+            </w:r>
+            <w:r>
+              <w:t xml:space="preserve"> = −√(3/8π)sin θ e</w:t>
+            </w:r>
+            <w:r>
+              <w:rPr>
+                <w:vertAlign w:val="superscript"/>
+              </w:rPr>
+              <w:t>iφ</w:t>
+            </w:r>
+            <w:r>
+              <w:t xml:space="preserve"> is an eigenfunction of L̂</w:t>
+            </w:r>
+            <w:r>
+              <w:rPr>
+                <w:vertAlign w:val="subscript"/>
+              </w:rPr>
+              <w:t>z</w:t>
+            </w:r>
+            <w:r>
+              <w:t xml:space="preserve"> with the correct eigenvalue.</w:t>
             </w:r>
           </w:p>
         </w:tc>
@@ -2994,7 +3759,13 @@
           </w:tcPr>
           <w:p>
             <w:r>
-              <w:t>Show explicitly, using L̂² in spherical coordinates, that Y₀⁰ = 1/√(4π) satisfies L̂²Y₀⁰ = 0, consistent with ℓ = 0.</w:t>
+              <w:rPr>
+                <w:b/>
+              </w:rPr>
+              <w:t>Core.</w:t>
+            </w:r>
+            <w:r>
+              <w:t xml:space="preserve"> Show explicitly, using L̂² in spherical coordinates, that Y₀⁰ = 1/√(4π) satisfies L̂²Y₀⁰ = 0, consistent with ℓ = 0.</w:t>
             </w:r>
           </w:p>
         </w:tc>
@@ -3030,7 +3801,31 @@
           </w:tcPr>
           <w:p>
             <w:r>
-              <w:t>For a particle on a ring with wave function Φ(φ) = e^(imφ) (compare Lesson 12, Exercise 2), show this is an eigenfunction of L̂_z with eigenvalue ℏm, and explain why m need not be restricted to |m| ≤ ℓ in this one-dimensional problem.</w:t>
+              <w:rPr>
+                <w:b/>
+              </w:rPr>
+              <w:t>Extension.</w:t>
+            </w:r>
+            <w:r>
+              <w:t xml:space="preserve"> For a particle on a ring with wave function Φ(φ) = e</w:t>
+            </w:r>
+            <w:r>
+              <w:rPr>
+                <w:vertAlign w:val="superscript"/>
+              </w:rPr>
+              <w:t>imφ</w:t>
+            </w:r>
+            <w:r>
+              <w:t xml:space="preserve"> (compare Lesson 12, Exercise 2), show this is an eigenfunction of L̂</w:t>
+            </w:r>
+            <w:r>
+              <w:rPr>
+                <w:vertAlign w:val="subscript"/>
+              </w:rPr>
+              <w:t>z</w:t>
+            </w:r>
+            <w:r>
+              <w:t xml:space="preserve"> with eigenvalue ℏm, and explain why m need not be restricted to |m| ≤ ℓ in this one-dimensional problem.</w:t>
             </w:r>
           </w:p>
         </w:tc>
@@ -3068,7 +3863,13 @@
           </w:tcPr>
           <w:p>
             <w:r>
-              <w:t>Show that [Ĥ, L̂²] = 0 for any central potential Ĥ = p̂²/2m + V(r), by extending the argument of Worked example 6.</w:t>
+              <w:rPr>
+                <w:b/>
+              </w:rPr>
+              <w:t>Extension.</w:t>
+            </w:r>
+            <w:r>
+              <w:t xml:space="preserve"> Show that [Ĥ, L̂²] = 0 for any central potential Ĥ = p̂²/2m + V(r), by extending the argument of Worked example 6.</w:t>
             </w:r>
           </w:p>
         </w:tc>
@@ -3104,7 +3905,22 @@
           </w:tcPr>
           <w:p>
             <w:r>
-              <w:t>Explain, using the compatibility of Ĥ, L̂², and L̂_z for a central potential, why hydrogen energy eigenstates can be labeled |n,ℓ,m⟩, and state which of these three quantum numbers are guaranteed compatible by this lesson's results alone.</w:t>
+              <w:rPr>
+                <w:b/>
+              </w:rPr>
+              <w:t>Extension.</w:t>
+            </w:r>
+            <w:r>
+              <w:t xml:space="preserve"> Explain, using the compatibility of Ĥ, L̂², and L̂</w:t>
+            </w:r>
+            <w:r>
+              <w:rPr>
+                <w:vertAlign w:val="subscript"/>
+              </w:rPr>
+              <w:t>z</w:t>
+            </w:r>
+            <w:r>
+              <w:t xml:space="preserve"> for a central potential, why hydrogen energy eigenstates can be labeled |n,ℓ,m⟩, and state which of these three quantum numbers are guaranteed compatible by this lesson's results alone.</w:t>
             </w:r>
           </w:p>
         </w:tc>
@@ -3142,7 +3958,31 @@
           </w:tcPr>
           <w:p>
             <w:r>
-              <w:t>Show that the rotation operator R_z(2π) = e^(−i2πL̂_z/ℏ) acts as the identity on every orbital angular momentum eigenstate, using that m is an integer.</w:t>
+              <w:rPr>
+                <w:b/>
+              </w:rPr>
+              <w:t>Core.</w:t>
+            </w:r>
+            <w:r>
+              <w:t xml:space="preserve"> Show that the rotation operator R</w:t>
+            </w:r>
+            <w:r>
+              <w:rPr>
+                <w:vertAlign w:val="subscript"/>
+              </w:rPr>
+              <w:t>z</w:t>
+            </w:r>
+            <w:r>
+              <w:t>(2π) = e</w:t>
+            </w:r>
+            <w:r>
+              <w:rPr>
+                <w:vertAlign w:val="superscript"/>
+              </w:rPr>
+              <w:t>−i2πL̂_z/ℏ</w:t>
+            </w:r>
+            <w:r>
+              <w:t xml:space="preserve"> acts as the identity on every orbital angular momentum eigenstate, using that m is an integer.</w:t>
             </w:r>
           </w:p>
         </w:tc>
@@ -3178,7 +4018,22 @@
           </w:tcPr>
           <w:p>
             <w:r>
-              <w:t>If instead a hypothetical system had half-integer ℓ = 1/2, show that R_z(2π) would give a state multiplied by −1 rather than +1, and note (without proof, anticipating Lesson 15) that this is exactly the behavior of a spin-1/2 particle.</w:t>
+              <w:rPr>
+                <w:b/>
+              </w:rPr>
+              <w:t>Extension.</w:t>
+            </w:r>
+            <w:r>
+              <w:t xml:space="preserve"> If instead a hypothetical system had half-integer ℓ = 1/2, show that R</w:t>
+            </w:r>
+            <w:r>
+              <w:rPr>
+                <w:vertAlign w:val="subscript"/>
+              </w:rPr>
+              <w:t>z</w:t>
+            </w:r>
+            <w:r>
+              <w:t>(2π) would give a state multiplied by −1 rather than +1, and note (without proof, anticipating Lesson 15) that this is exactly the behavior of a spin-1/2 particle.</w:t>
             </w:r>
           </w:p>
         </w:tc>
@@ -3216,7 +4071,31 @@
           </w:tcPr>
           <w:p>
             <w:r>
-              <w:t>Challenge: prove [L̂+, L̂−] = 2ℏL̂_z from the definitions and the commutation relations of Section 1.2, and use it together with [L̂_z, L̂±] = ±ℏL̂± to re-derive the bound m² ≤ ℓ(ℓ+1) of Section 3.2 directly from the requirement that ‖L̂±|ℓ,m⟩‖² ≥ 0 for every m on the ladder.</w:t>
+              <w:rPr>
+                <w:b/>
+              </w:rPr>
+              <w:t>Challenge.</w:t>
+            </w:r>
+            <w:r>
+              <w:t xml:space="preserve"> Prove [L̂+, L̂−] = 2ℏL̂</w:t>
+            </w:r>
+            <w:r>
+              <w:rPr>
+                <w:vertAlign w:val="subscript"/>
+              </w:rPr>
+              <w:t>z</w:t>
+            </w:r>
+            <w:r>
+              <w:t xml:space="preserve"> from the definitions and the commutation relations of Section 1.2, and use it together with [L̂</w:t>
+            </w:r>
+            <w:r>
+              <w:rPr>
+                <w:vertAlign w:val="subscript"/>
+              </w:rPr>
+              <w:t>z</w:t>
+            </w:r>
+            <w:r>
+              <w:t>, L̂±] = ±ℏL̂± to re-derive the bound m² ≤ ℓ(ℓ+1) of Section 3.2 directly from the requirement that ‖L̂±|ℓ,m⟩‖² ≥ 0 for every m on the ladder.</w:t>
             </w:r>
           </w:p>
         </w:tc>
@@ -3233,6 +4112,14 @@
     <w:p>
       <w:r>
         <w:rPr>
+          <w:i/>
+        </w:rPr>
+        <w:t>Attempt each exercise before reading its solution. If you are stuck, read only the first sentence of the solution, then try again.</w:t>
+      </w:r>
+    </w:p>
+    <w:p>
+      <w:r>
+        <w:rPr>
           <w:b/>
         </w:rPr>
         <w:t>1.</w:t>
@@ -3241,7 +4128,34 @@
         <w:t xml:space="preserve"> </w:t>
       </w:r>
       <w:r>
-        <w:t>[L̂ᵧ,L̂_z] = [ẑp̂ₓ−x̂p̂_z, x̂p̂ᵧ−ŷp̂ₓ]. The surviving terms are [ẑp̂ₓ,x̂p̂ᵧ] type... following the same pattern as Worked example 1 with the cyclic relabeling x→y→z→x, the result is [L̂ᵧ,L̂_z] = iℏL̂ₓ, obtained by the identical algebra with indices cycled.</w:t>
+        <w:t>[L̂ᵧ,L̂</w:t>
+      </w:r>
+      <w:r>
+        <w:rPr>
+          <w:vertAlign w:val="subscript"/>
+        </w:rPr>
+        <w:t>z</w:t>
+      </w:r>
+      <w:r>
+        <w:t>] = [ẑp̂ₓ−x̂p̂</w:t>
+      </w:r>
+      <w:r>
+        <w:rPr>
+          <w:vertAlign w:val="subscript"/>
+        </w:rPr>
+        <w:t>z</w:t>
+      </w:r>
+      <w:r>
+        <w:t>, x̂p̂ᵧ−ŷp̂ₓ]. The surviving terms are [ẑp̂ₓ,x̂p̂ᵧ] type... following the same pattern as Worked example 1 with the cyclic relabeling x→y→z→x, the result is [L̂ᵧ,L̂</w:t>
+      </w:r>
+      <w:r>
+        <w:rPr>
+          <w:vertAlign w:val="subscript"/>
+        </w:rPr>
+        <w:t>z</w:t>
+      </w:r>
+      <w:r>
+        <w:t>] = iℏL̂ₓ, obtained by the identical algebra with indices cycled.</w:t>
       </w:r>
     </w:p>
     <w:p>
@@ -3255,7 +4169,52 @@
         <w:t xml:space="preserve"> </w:t>
       </w:r>
       <w:r>
-        <w:t>[L̂ₓ,x̂] = [ŷp̂_z−ẑp̂ᵧ, x̂] = 0 since x̂ commutes with ŷ, ẑ, p̂_z, and p̂ᵧ. [L̂ₓ,ŷ] = [ŷp̂_z,ŷ] − [ẑp̂ᵧ,ŷ] = 0 − ẑ[p̂ᵧ,ŷ] = −ẑ(−iℏ) = iℏẑ. [L̂ₓ,ẑ] = [ŷp̂_z,ẑ] = ŷ[p̂_z,ẑ] = ŷ(−iℏ) = −iℏŷ. These match the infinitesimal rotation of a vector about the x axis, δy = εz, δz = −εy, generated by (i/ℏ)ε[L̂ₓ,·].</w:t>
+        <w:t>[L̂ₓ,x̂] = [ŷp̂</w:t>
+      </w:r>
+      <w:r>
+        <w:rPr>
+          <w:vertAlign w:val="subscript"/>
+        </w:rPr>
+        <w:t>z</w:t>
+      </w:r>
+      <w:r>
+        <w:t>−ẑp̂ᵧ, x̂] = 0 since x̂ commutes with ŷ, ẑ, p̂</w:t>
+      </w:r>
+      <w:r>
+        <w:rPr>
+          <w:vertAlign w:val="subscript"/>
+        </w:rPr>
+        <w:t>z</w:t>
+      </w:r>
+      <w:r>
+        <w:t>, and p̂ᵧ. [L̂ₓ,ŷ] = [ŷp̂</w:t>
+      </w:r>
+      <w:r>
+        <w:rPr>
+          <w:vertAlign w:val="subscript"/>
+        </w:rPr>
+        <w:t>z</w:t>
+      </w:r>
+      <w:r>
+        <w:t>,ŷ] − [ẑp̂ᵧ,ŷ] = 0 − ẑ[p̂ᵧ,ŷ] = −ẑ(−iℏ) = iℏẑ. [L̂ₓ,ẑ] = [ŷp̂</w:t>
+      </w:r>
+      <w:r>
+        <w:rPr>
+          <w:vertAlign w:val="subscript"/>
+        </w:rPr>
+        <w:t>z</w:t>
+      </w:r>
+      <w:r>
+        <w:t>,ẑ] = ŷ[p̂</w:t>
+      </w:r>
+      <w:r>
+        <w:rPr>
+          <w:vertAlign w:val="subscript"/>
+        </w:rPr>
+        <w:t>z</w:t>
+      </w:r>
+      <w:r>
+        <w:t>,ẑ] = ŷ(−iℏ) = −iℏŷ. These match the infinitesimal rotation of a vector about the x axis, δy = εz, δz = −εy, generated by (i/ℏ)ε[L̂ₓ,·].</w:t>
       </w:r>
     </w:p>
     <w:p>
@@ -3269,7 +4228,61 @@
         <w:t xml:space="preserve"> </w:t>
       </w:r>
       <w:r>
-        <w:t>L̂₋L̂₊ = (L̂ₓ−iL̂ᵧ)(L̂ₓ+iL̂ᵧ) = L̂ₓ²+L̂ᵧ²+i[L̂ₓ,L̂ᵧ] = (L̂²−L̂_z²) + i(iℏL̂_z) = L̂²−L̂_z²−ℏL̂_z. Rearranged, L̂² = L̂₋L̂₊+L̂_z²+ℏL̂_z.</w:t>
+        <w:t>L̂₋L̂₊ = (L̂ₓ−iL̂ᵧ)(L̂ₓ+iL̂ᵧ) = L̂ₓ²+L̂ᵧ²+i[L̂ₓ,L̂ᵧ] = (L̂²−L̂</w:t>
+      </w:r>
+      <w:r>
+        <w:rPr>
+          <w:vertAlign w:val="subscript"/>
+        </w:rPr>
+        <w:t>z</w:t>
+      </w:r>
+      <w:r>
+        <w:t>²) + i(iℏL̂</w:t>
+      </w:r>
+      <w:r>
+        <w:rPr>
+          <w:vertAlign w:val="subscript"/>
+        </w:rPr>
+        <w:t>z</w:t>
+      </w:r>
+      <w:r>
+        <w:t>) = L̂²−L̂</w:t>
+      </w:r>
+      <w:r>
+        <w:rPr>
+          <w:vertAlign w:val="subscript"/>
+        </w:rPr>
+        <w:t>z</w:t>
+      </w:r>
+      <w:r>
+        <w:t>²−ℏL̂</w:t>
+      </w:r>
+      <w:r>
+        <w:rPr>
+          <w:vertAlign w:val="subscript"/>
+        </w:rPr>
+        <w:t>z</w:t>
+      </w:r>
+      <w:r>
+        <w:t>. Rearranged, L̂² = L̂₋L̂₊+L̂</w:t>
+      </w:r>
+      <w:r>
+        <w:rPr>
+          <w:vertAlign w:val="subscript"/>
+        </w:rPr>
+        <w:t>z</w:t>
+      </w:r>
+      <w:r>
+        <w:t>²+ℏL̂</w:t>
+      </w:r>
+      <w:r>
+        <w:rPr>
+          <w:vertAlign w:val="subscript"/>
+        </w:rPr>
+        <w:t>z</w:t>
+      </w:r>
+      <w:r>
+        <w:t>.</w:t>
       </w:r>
     </w:p>
     <w:p>
@@ -3283,7 +4296,25 @@
         <w:t xml:space="preserve"> </w:t>
       </w:r>
       <w:r>
-        <w:t>Acting on |ℓ,m⟩: L̂₋L̂₊|ℓ,m⟩ = (L̂²−L̂_z²−ℏL̂_z)|ℓ,m⟩ = ℏ²[ℓ(ℓ+1)−m²−m]|ℓ,m⟩ = ℏ²[ℓ(ℓ+1)−m(m+1)]|ℓ,m⟩. Then ‖L̂+|ℓ,m⟩‖² = ⟨ℓ,m|L̂₋L̂₊|ℓ,m⟩ = ℏ²[ℓ(ℓ+1)−m(m+1)], matching Section 4.1 with the + sign.</w:t>
+        <w:t>Acting on |ℓ,m⟩: L̂₋L̂₊|ℓ,m⟩ = (L̂²−L̂</w:t>
+      </w:r>
+      <w:r>
+        <w:rPr>
+          <w:vertAlign w:val="subscript"/>
+        </w:rPr>
+        <w:t>z</w:t>
+      </w:r>
+      <w:r>
+        <w:t>²−ℏL̂</w:t>
+      </w:r>
+      <w:r>
+        <w:rPr>
+          <w:vertAlign w:val="subscript"/>
+        </w:rPr>
+        <w:t>z</w:t>
+      </w:r>
+      <w:r>
+        <w:t>)|ℓ,m⟩ = ℏ²[ℓ(ℓ+1)−m²−m]|ℓ,m⟩ = ℏ²[ℓ(ℓ+1)−m(m+1)]|ℓ,m⟩. Then ‖L̂+|ℓ,m⟩‖² = ⟨ℓ,m|L̂₋L̂₊|ℓ,m⟩ = ℏ²[ℓ(ℓ+1)−m(m+1)], matching Section 4.1 with the + sign.</w:t>
       </w:r>
     </w:p>
     <w:p>
@@ -3353,7 +4384,52 @@
         <w:t xml:space="preserve"> </w:t>
       </w:r>
       <w:r>
-        <w:t>L̂_zY₁^(1) = −iℏ∂/∂φ[−√(3/8π)sinθ e^(iφ)] = −iℏ(i)(−√(3/8π)sinθ e^(iφ)) = ℏ(1)Y₁^(1), confirming m = 1.</w:t>
+        <w:t>L̂</w:t>
+      </w:r>
+      <w:r>
+        <w:rPr>
+          <w:vertAlign w:val="subscript"/>
+        </w:rPr>
+        <w:t>z</w:t>
+      </w:r>
+      <w:r>
+        <w:t>Y₁</w:t>
+      </w:r>
+      <w:r>
+        <w:rPr>
+          <w:vertAlign w:val="superscript"/>
+        </w:rPr>
+        <w:t>(1)</w:t>
+      </w:r>
+      <w:r>
+        <w:t xml:space="preserve"> = −iℏ∂/∂φ[−√(3/8π)sinθ e</w:t>
+      </w:r>
+      <w:r>
+        <w:rPr>
+          <w:vertAlign w:val="superscript"/>
+        </w:rPr>
+        <w:t>iφ</w:t>
+      </w:r>
+      <w:r>
+        <w:t>] = −iℏ(i)(−√(3/8π)sinθ e</w:t>
+      </w:r>
+      <w:r>
+        <w:rPr>
+          <w:vertAlign w:val="superscript"/>
+        </w:rPr>
+        <w:t>iφ</w:t>
+      </w:r>
+      <w:r>
+        <w:t>) = ℏ(1)Y₁</w:t>
+      </w:r>
+      <w:r>
+        <w:rPr>
+          <w:vertAlign w:val="superscript"/>
+        </w:rPr>
+        <w:t>(1)</w:t>
+      </w:r>
+      <w:r>
+        <w:t>, confirming m = 1.</w:t>
       </w:r>
     </w:p>
     <w:p>
@@ -3381,7 +4457,25 @@
         <w:t xml:space="preserve"> </w:t>
       </w:r>
       <w:r>
-        <w:t>L̂_zΦ = −iℏ(im)e^(imφ) = ℏmΦ, confirming the eigenvalue. On a ring (a one-dimensional problem with no L̂² or L̂ₓ, L̂ᵧ defined, since there is no three-dimensional embedding being used), only single-valuedness under φ→φ+2π constrains m to be an integer; there is no analogue of the ladder-termination argument of Section 3.2, since L̂² is not part of the algebra of this restricted problem, so m is unbounded above and below, unlike the m of Section 3.4 for genuine three-dimensional orbital motion.</w:t>
+        <w:t>L̂</w:t>
+      </w:r>
+      <w:r>
+        <w:rPr>
+          <w:vertAlign w:val="subscript"/>
+        </w:rPr>
+        <w:t>z</w:t>
+      </w:r>
+      <w:r>
+        <w:t>Φ = −iℏ(im)e</w:t>
+      </w:r>
+      <w:r>
+        <w:rPr>
+          <w:vertAlign w:val="superscript"/>
+        </w:rPr>
+        <w:t>imφ</w:t>
+      </w:r>
+      <w:r>
+        <w:t xml:space="preserve"> = ℏmΦ, confirming the eigenvalue. On a ring (a one-dimensional problem with no L̂² or L̂ₓ, L̂ᵧ defined, since there is no three-dimensional embedding being used), only single-valuedness under φ→φ+2π constrains m to be an integer; there is no analogue of the ladder-termination argument of Section 3.2, since L̂² is not part of the algebra of this restricted problem, so m is unbounded above and below, unlike the m of Section 3.4 for genuine three-dimensional orbital motion.</w:t>
       </w:r>
     </w:p>
     <w:p>
@@ -3395,7 +4489,16 @@
         <w:t xml:space="preserve"> </w:t>
       </w:r>
       <w:r>
-        <w:t>Both p̂² and V(r) are rotationally invariant scalars, so each commutes with every generator of rotation L̂ᵢ, by the same reasoning as Worked example 6. Since L̂² = L̂ₓ²+L̂ᵧ²+L̂_z² is built entirely from the L̂ᵢ, anything that commutes with every L̂ᵢ also commutes with L̂²; therefore [Ĥ,L̂²] = [p̂²/2m,L̂²] + [V(r),L̂²] = 0.</w:t>
+        <w:t>Both p̂² and V(r) are rotationally invariant scalars, so each commutes with every generator of rotation L̂ᵢ, by the same reasoning as Worked example 6. Since L̂² = L̂ₓ²+L̂ᵧ²+L̂</w:t>
+      </w:r>
+      <w:r>
+        <w:rPr>
+          <w:vertAlign w:val="subscript"/>
+        </w:rPr>
+        <w:t>z</w:t>
+      </w:r>
+      <w:r>
+        <w:t>² is built entirely from the L̂ᵢ, anything that commutes with every L̂ᵢ also commutes with L̂²; therefore [Ĥ,L̂²] = [p̂²/2m,L̂²] + [V(r),L̂²] = 0.</w:t>
       </w:r>
     </w:p>
     <w:p>
@@ -3409,7 +4512,43 @@
         <w:t xml:space="preserve"> </w:t>
       </w:r>
       <w:r>
-        <w:t>Because [Ĥ,L̂²] = [Ĥ,L̂_z] = 0 (Worked example 6 and Exercise 12) and [L̂²,L̂_z] = 0 (Section 2.1), all three operators are mutually compatible and admit simultaneous eigenstates, labeled by the energy quantum number n together with ℓ and m. All three pairwise compatibilities, {Ĥ,L̂²}, {Ĥ,L̂_z}, and {L̂²,L̂_z}, are guaranteed by this lesson's results for any central potential.</w:t>
+        <w:t>Because [Ĥ,L̂²] = [Ĥ,L̂</w:t>
+      </w:r>
+      <w:r>
+        <w:rPr>
+          <w:vertAlign w:val="subscript"/>
+        </w:rPr>
+        <w:t>z</w:t>
+      </w:r>
+      <w:r>
+        <w:t>] = 0 (Worked example 6 and Exercise 12) and [L̂²,L̂</w:t>
+      </w:r>
+      <w:r>
+        <w:rPr>
+          <w:vertAlign w:val="subscript"/>
+        </w:rPr>
+        <w:t>z</w:t>
+      </w:r>
+      <w:r>
+        <w:t>] = 0 (Section 2.1), all three operators are mutually compatible and admit simultaneous eigenstates, labeled by the energy quantum number n together with ℓ and m. All three pairwise compatibilities, {Ĥ,L̂²}, {Ĥ,L̂</w:t>
+      </w:r>
+      <w:r>
+        <w:rPr>
+          <w:vertAlign w:val="subscript"/>
+        </w:rPr>
+        <w:t>z</w:t>
+      </w:r>
+      <w:r>
+        <w:t>}, and {L̂²,L̂</w:t>
+      </w:r>
+      <w:r>
+        <w:rPr>
+          <w:vertAlign w:val="subscript"/>
+        </w:rPr>
+        <w:t>z</w:t>
+      </w:r>
+      <w:r>
+        <w:t>}, are guaranteed by this lesson's results for any central potential.</w:t>
       </w:r>
     </w:p>
     <w:p>
@@ -3423,7 +4562,43 @@
         <w:t xml:space="preserve"> </w:t>
       </w:r>
       <w:r>
-        <w:t>R_z(2π)|ℓ,m⟩ = e^(−i2πL̂_z/ℏ)|ℓ,m⟩ = e^(−i2πm)|ℓ,m⟩ = |ℓ,m⟩, since m is an integer and e^(−i2πm) = 1 for any integer m.</w:t>
+        <w:t>R</w:t>
+      </w:r>
+      <w:r>
+        <w:rPr>
+          <w:vertAlign w:val="subscript"/>
+        </w:rPr>
+        <w:t>z</w:t>
+      </w:r>
+      <w:r>
+        <w:t>(2π)|ℓ,m⟩ = e</w:t>
+      </w:r>
+      <w:r>
+        <w:rPr>
+          <w:vertAlign w:val="superscript"/>
+        </w:rPr>
+        <w:t>−i2πL̂_z/ℏ</w:t>
+      </w:r>
+      <w:r>
+        <w:t>|ℓ,m⟩ = e</w:t>
+      </w:r>
+      <w:r>
+        <w:rPr>
+          <w:vertAlign w:val="superscript"/>
+        </w:rPr>
+        <w:t>−i2πm</w:t>
+      </w:r>
+      <w:r>
+        <w:t>|ℓ,m⟩ = |ℓ,m⟩, since m is an integer and e</w:t>
+      </w:r>
+      <w:r>
+        <w:rPr>
+          <w:vertAlign w:val="superscript"/>
+        </w:rPr>
+        <w:t>−i2πm</w:t>
+      </w:r>
+      <w:r>
+        <w:t xml:space="preserve"> = 1 for any integer m.</w:t>
       </w:r>
     </w:p>
     <w:p>
@@ -3437,7 +4612,34 @@
         <w:t xml:space="preserve"> </w:t>
       </w:r>
       <w:r>
-        <w:t>For m = 1/2 (or −1/2), e^(−i2π(1/2)) = e^(−iπ) = −1, so R_z(2π)|1/2,1/2⟩ = −|1/2,1/2⟩: a full rotation returns the state to minus itself, not to itself, a signature behavior of half-integer angular momentum realized physically as spin (Lesson 15).</w:t>
+        <w:t>For m = 1/2 (or −1/2), e</w:t>
+      </w:r>
+      <w:r>
+        <w:rPr>
+          <w:vertAlign w:val="superscript"/>
+        </w:rPr>
+        <w:t>−i2π(1/2)</w:t>
+      </w:r>
+      <w:r>
+        <w:t xml:space="preserve"> = e</w:t>
+      </w:r>
+      <w:r>
+        <w:rPr>
+          <w:vertAlign w:val="superscript"/>
+        </w:rPr>
+        <w:t>−iπ</w:t>
+      </w:r>
+      <w:r>
+        <w:t xml:space="preserve"> = −1, so R</w:t>
+      </w:r>
+      <w:r>
+        <w:rPr>
+          <w:vertAlign w:val="subscript"/>
+        </w:rPr>
+        <w:t>z</w:t>
+      </w:r>
+      <w:r>
+        <w:t>(2π)|1/2,1/2⟩ = −|1/2,1/2⟩: a full rotation returns the state to minus itself, not to itself, a signature behavior of half-integer angular momentum realized physically as spin (Lesson 15).</w:t>
       </w:r>
     </w:p>
     <w:p>
@@ -3451,7 +4653,61 @@
         <w:t xml:space="preserve"> </w:t>
       </w:r>
       <w:r>
-        <w:t>[L̂+,L̂−] = [L̂ₓ+iL̂ᵧ, L̂ₓ−iL̂ᵧ] = −i[L̂ₓ,L̂ᵧ]+i[L̂ᵧ,L̂ₓ] = −i(iℏL̂_z)+i(−iℏL̂_z) = ℏL̂_z+ℏL̂_z = 2ℏL̂_z. For any state |ℓ,m⟩ on the ladder, ‖L̂+|ℓ,m⟩‖² = ℏ²[ℓ(ℓ+1)−m(m+1)] ≥ 0 requires m(m+1) ≤ ℓ(ℓ+1), and ‖L̂−|ℓ,m⟩‖² = ℏ²[ℓ(ℓ+1)−m(m−1)] ≥ 0 requires m(m−1) ≤ ℓ(ℓ+1); together these force −ℓ ≤ m ≤ ℓ, reproducing the bound m² ≤ λ = ℓ(ℓ+1) (in fact the sharper statement m² ≤ ℓ² once ℓ is identified as the ladder's top) directly from positivity of the norm, without separately invoking ⟨L̂_z²⟩ ≤ ⟨L̂²⟩.</w:t>
+        <w:t>[L̂+,L̂−] = [L̂ₓ+iL̂ᵧ, L̂ₓ−iL̂ᵧ] = −i[L̂ₓ,L̂ᵧ]+i[L̂ᵧ,L̂ₓ] = −i(iℏL̂</w:t>
+      </w:r>
+      <w:r>
+        <w:rPr>
+          <w:vertAlign w:val="subscript"/>
+        </w:rPr>
+        <w:t>z</w:t>
+      </w:r>
+      <w:r>
+        <w:t>)+i(−iℏL̂</w:t>
+      </w:r>
+      <w:r>
+        <w:rPr>
+          <w:vertAlign w:val="subscript"/>
+        </w:rPr>
+        <w:t>z</w:t>
+      </w:r>
+      <w:r>
+        <w:t>) = ℏL̂</w:t>
+      </w:r>
+      <w:r>
+        <w:rPr>
+          <w:vertAlign w:val="subscript"/>
+        </w:rPr>
+        <w:t>z</w:t>
+      </w:r>
+      <w:r>
+        <w:t>+ℏL̂</w:t>
+      </w:r>
+      <w:r>
+        <w:rPr>
+          <w:vertAlign w:val="subscript"/>
+        </w:rPr>
+        <w:t>z</w:t>
+      </w:r>
+      <w:r>
+        <w:t xml:space="preserve"> = 2ℏL̂</w:t>
+      </w:r>
+      <w:r>
+        <w:rPr>
+          <w:vertAlign w:val="subscript"/>
+        </w:rPr>
+        <w:t>z</w:t>
+      </w:r>
+      <w:r>
+        <w:t>. For any state |ℓ,m⟩ on the ladder, ‖L̂+|ℓ,m⟩‖² = ℏ²[ℓ(ℓ+1)−m(m+1)] ≥ 0 requires m(m+1) ≤ ℓ(ℓ+1), and ‖L̂−|ℓ,m⟩‖² = ℏ²[ℓ(ℓ+1)−m(m−1)] ≥ 0 requires m(m−1) ≤ ℓ(ℓ+1); together these force −ℓ ≤ m ≤ ℓ, reproducing the bound m² ≤ λ = ℓ(ℓ+1) (in fact the sharper statement m² ≤ ℓ² once ℓ is identified as the ladder's top) directly from positivity of the norm, without separately invoking ⟨L̂</w:t>
+      </w:r>
+      <w:r>
+        <w:rPr>
+          <w:vertAlign w:val="subscript"/>
+        </w:rPr>
+        <w:t>z</w:t>
+      </w:r>
+      <w:r>
+        <w:t>²⟩ ≤ ⟨L̂²⟩.</w:t>
       </w:r>
     </w:p>
     <w:p>
@@ -3459,71 +4715,12 @@
         <w:pStyle w:val="Heading2"/>
       </w:pPr>
       <w:r>
-        <w:t>Mastery checklist</w:t>
+        <w:t>Mastery check</w:t>
       </w:r>
     </w:p>
     <w:p>
-      <w:pPr>
-        <w:pStyle w:val="ListBullet"/>
-      </w:pPr>
-      <w:r>
-        <w:t>I can derive [L̂ᵢ, L̂ⱼ] = iℏεᵢⱼₖL̂ₖ from [x̂ᵢ, p̂ⱼ] = iℏδᵢⱼ.</w:t>
-      </w:r>
-    </w:p>
-    <w:p>
-      <w:pPr>
-        <w:pStyle w:val="ListBullet"/>
-      </w:pPr>
-      <w:r>
-        <w:t>I can show that L̂² commutes with each L̂ᵢ and explain what this means for simultaneous measurability.</w:t>
-      </w:r>
-    </w:p>
-    <w:p>
-      <w:pPr>
-        <w:pStyle w:val="ListBullet"/>
-      </w:pPr>
-      <w:r>
-        <w:t>I can define L̂± and derive the eigenvalue spectrum ℏ²ℓ(ℓ+1) and ℏm using only the commutation algebra.</w:t>
-      </w:r>
-    </w:p>
-    <w:p>
-      <w:pPr>
-        <w:pStyle w:val="ListBullet"/>
-      </w:pPr>
-      <w:r>
-        <w:t>I can compute matrix elements of L̂± between angular momentum eigenstates using the general formula of Section 4.1.</w:t>
-      </w:r>
-    </w:p>
-    <w:p>
-      <w:pPr>
-        <w:pStyle w:val="ListBullet"/>
-      </w:pPr>
-      <w:r>
-        <w:t>I can explain, using single-valuedness in φ, why orbital ℓ must be a nonnegative integer.</w:t>
-      </w:r>
-    </w:p>
-    <w:p>
-      <w:pPr>
-        <w:pStyle w:val="ListBullet"/>
-      </w:pPr>
-      <w:r>
-        <w:t>I can write L̂² and L̂_z as differential operators in spherical coordinates and identify the first few spherical harmonics.</w:t>
-      </w:r>
-    </w:p>
-    <w:p>
-      <w:pPr>
-        <w:pStyle w:val="ListBullet"/>
-      </w:pPr>
-      <w:r>
-        <w:t>I can show that a central potential commutes with L̂ and L̂², and explain the resulting conservation law.</w:t>
-      </w:r>
-    </w:p>
-    <w:p>
-      <w:pPr>
-        <w:pStyle w:val="ListBullet"/>
-      </w:pPr>
-      <w:r>
-        <w:t>I can explain, in one sentence, why the algebraic method used in this lesson generalizes to any operators obeying the same commutation relations.</w:t>
+      <w:r>
+        <w:t>Before moving on, do the Core exercises without looking at the solutions and state this lesson's main result from memory. If both go smoothly, continue; if not, reread the sections the missed exercises cite.</w:t>
       </w:r>
     </w:p>
     <w:p>
@@ -3575,7 +4772,7 @@
         <w:color w:val="5A5A5A"/>
         <w:sz w:val="16"/>
       </w:rPr>
-      <w:t>QED Course   Lesson 14</w:t>
+      <w:t>A QED Course   Lesson 14</w:t>
     </w:r>
   </w:p>
 </w:hdr>
